--- a/Phase 2 Documentation/Submission 6 - Learning Path and Skill Gap Module.docx
+++ b/Phase 2 Documentation/Submission 6 - Learning Path and Skill Gap Module.docx
@@ -4,6 +4,7 @@
   <w:body>
     <w:p>
       <w:pPr>
+        <w:spacing w:line="360" w:lineRule="auto"/>
         <w:rPr>
           <w:rFonts w:ascii="Times New Roman" w:hAnsi="Times New Roman" w:cs="Times New Roman"/>
           <w:sz w:val="32"/>
@@ -21,6 +22,7 @@
     </w:p>
     <w:p>
       <w:pPr>
+        <w:spacing w:line="360" w:lineRule="auto"/>
         <w:rPr>
           <w:rFonts w:ascii="Times New Roman" w:hAnsi="Times New Roman" w:cs="Times New Roman"/>
           <w:sz w:val="32"/>
@@ -30,6 +32,7 @@
     </w:p>
     <w:p>
       <w:pPr>
+        <w:spacing w:line="360" w:lineRule="auto"/>
         <w:rPr>
           <w:rFonts w:ascii="Times New Roman" w:hAnsi="Times New Roman" w:cs="Times New Roman"/>
           <w:sz w:val="28"/>
@@ -65,6 +68,7 @@
     </w:p>
     <w:p>
       <w:pPr>
+        <w:spacing w:line="360" w:lineRule="auto"/>
         <w:rPr>
           <w:rFonts w:ascii="Times New Roman" w:hAnsi="Times New Roman" w:cs="Times New Roman"/>
           <w:sz w:val="24"/>
@@ -77,7 +81,7 @@
           <w:sz w:val="24"/>
           <w:szCs w:val="24"/>
         </w:rPr>
-        <w:t xml:space="preserve">The Learning Path Recommendation System generates customized learning roadmaps based </w:t>
+        <w:t>The Learning Path Recommendation System generates customized learning roadmaps based                          on the student's selected career and identified skill gaps.</w:t>
       </w:r>
       <w:r>
         <w:rPr>
@@ -85,27 +89,12 @@
           <w:sz w:val="24"/>
           <w:szCs w:val="24"/>
         </w:rPr>
-        <w:t xml:space="preserve">                         </w:t>
-      </w:r>
-      <w:r>
-        <w:rPr>
-          <w:rFonts w:ascii="Times New Roman" w:hAnsi="Times New Roman" w:cs="Times New Roman"/>
-          <w:sz w:val="24"/>
-          <w:szCs w:val="24"/>
-        </w:rPr>
-        <w:t>on the student's selected career and identified skill gaps.</w:t>
-      </w:r>
-      <w:r>
-        <w:rPr>
-          <w:rFonts w:ascii="Times New Roman" w:hAnsi="Times New Roman" w:cs="Times New Roman"/>
-          <w:sz w:val="24"/>
-          <w:szCs w:val="24"/>
-        </w:rPr>
         <w:t xml:space="preserve"> </w:t>
       </w:r>
     </w:p>
     <w:p>
       <w:pPr>
+        <w:spacing w:line="360" w:lineRule="auto"/>
         <w:rPr>
           <w:rFonts w:ascii="Times New Roman" w:hAnsi="Times New Roman" w:cs="Times New Roman"/>
           <w:sz w:val="28"/>
@@ -115,6 +104,7 @@
     </w:p>
     <w:p>
       <w:pPr>
+        <w:spacing w:line="360" w:lineRule="auto"/>
         <w:rPr>
           <w:rFonts w:ascii="Times New Roman" w:hAnsi="Times New Roman" w:cs="Times New Roman"/>
           <w:sz w:val="28"/>
@@ -132,6 +122,7 @@
     </w:p>
     <w:p>
       <w:pPr>
+        <w:spacing w:line="360" w:lineRule="auto"/>
         <w:rPr>
           <w:rFonts w:ascii="Times New Roman" w:hAnsi="Times New Roman" w:cs="Times New Roman"/>
           <w:sz w:val="24"/>
@@ -172,9 +163,9 @@
           <w:szCs w:val="24"/>
         </w:rPr>
         <w:drawing>
-          <wp:inline distT="0" distB="0" distL="0" distR="0">
-            <wp:extent cx="5939191" cy="2114550"/>
-            <wp:effectExtent l="0" t="0" r="4445" b="0"/>
+          <wp:inline distT="0" distB="0" distL="0" distR="0" wp14:anchorId="116C78A5" wp14:editId="095CFF94">
+            <wp:extent cx="5940110" cy="1779939"/>
+            <wp:effectExtent l="0" t="0" r="3810" b="0"/>
             <wp:docPr id="1" name="Picture 1"/>
             <wp:cNvGraphicFramePr>
               <a:graphicFrameLocks xmlns:a="http://schemas.openxmlformats.org/drawingml/2006/main" noChangeAspect="1"/>
@@ -201,7 +192,7 @@
                   <pic:spPr>
                     <a:xfrm>
                       <a:off x="0" y="0"/>
-                      <a:ext cx="5943600" cy="2116120"/>
+                      <a:ext cx="5943600" cy="1780985"/>
                     </a:xfrm>
                     <a:prstGeom prst="rect">
                       <a:avLst/>
@@ -222,6 +213,7 @@
           <w:szCs w:val="24"/>
         </w:rPr>
       </w:pPr>
+      <w:bookmarkStart w:id="0" w:name="_GoBack"/>
       <w:r>
         <w:rPr>
           <w:rFonts w:ascii="Times New Roman" w:hAnsi="Times New Roman" w:cs="Times New Roman"/>
@@ -230,9 +222,9 @@
           <w:szCs w:val="24"/>
         </w:rPr>
         <w:drawing>
-          <wp:inline distT="0" distB="0" distL="0" distR="0">
-            <wp:extent cx="5937961" cy="2463165"/>
-            <wp:effectExtent l="0" t="0" r="5715" b="0"/>
+          <wp:inline distT="0" distB="0" distL="0" distR="0" wp14:anchorId="1AE89E64" wp14:editId="69112935">
+            <wp:extent cx="5939960" cy="2310431"/>
+            <wp:effectExtent l="0" t="0" r="3810" b="0"/>
             <wp:docPr id="2" name="Picture 2"/>
             <wp:cNvGraphicFramePr>
               <a:graphicFrameLocks xmlns:a="http://schemas.openxmlformats.org/drawingml/2006/main" noChangeAspect="1"/>
@@ -259,7 +251,7 @@
                   <pic:spPr>
                     <a:xfrm>
                       <a:off x="0" y="0"/>
-                      <a:ext cx="5943600" cy="2465504"/>
+                      <a:ext cx="5943600" cy="2311847"/>
                     </a:xfrm>
                     <a:prstGeom prst="rect">
                       <a:avLst/>
@@ -271,6 +263,7 @@
           </wp:inline>
         </w:drawing>
       </w:r>
+      <w:bookmarkEnd w:id="0"/>
     </w:p>
     <w:p>
       <w:pPr>
@@ -289,7 +282,7 @@
         </w:rPr>
         <w:lastRenderedPageBreak/>
         <w:drawing>
-          <wp:inline distT="0" distB="0" distL="0" distR="0">
+          <wp:inline distT="0" distB="0" distL="0" distR="0" wp14:anchorId="3328D8F2" wp14:editId="41179920">
             <wp:extent cx="5942162" cy="2463165"/>
             <wp:effectExtent l="0" t="0" r="1905" b="0"/>
             <wp:docPr id="3" name="Picture 3"/>
@@ -347,7 +340,7 @@
           <w:szCs w:val="24"/>
         </w:rPr>
         <w:drawing>
-          <wp:inline distT="0" distB="0" distL="0" distR="0">
+          <wp:inline distT="0" distB="0" distL="0" distR="0" wp14:anchorId="415A38F7" wp14:editId="3D483B7D">
             <wp:extent cx="5943600" cy="2642235"/>
             <wp:effectExtent l="0" t="0" r="0" b="5715"/>
             <wp:docPr id="4" name="Picture 4"/>
@@ -405,7 +398,7 @@
           <w:szCs w:val="24"/>
         </w:rPr>
         <w:drawing>
-          <wp:inline distT="0" distB="0" distL="0" distR="0">
+          <wp:inline distT="0" distB="0" distL="0" distR="0" wp14:anchorId="171F097F" wp14:editId="1CBC13DF">
             <wp:extent cx="5943600" cy="1473835"/>
             <wp:effectExtent l="0" t="0" r="0" b="0"/>
             <wp:docPr id="5" name="Picture 5"/>
@@ -608,7 +601,6 @@
           <w:szCs w:val="24"/>
         </w:rPr>
       </w:pPr>
-      <w:bookmarkStart w:id="0" w:name="_GoBack"/>
       <w:r>
         <w:rPr>
           <w:rFonts w:ascii="Times New Roman" w:hAnsi="Times New Roman" w:cs="Times New Roman"/>
@@ -658,7 +650,6 @@
           </wp:inline>
         </w:drawing>
       </w:r>
-      <w:bookmarkEnd w:id="0"/>
     </w:p>
     <w:sectPr>
       <w:pgSz w:w="12240" w:h="15840"/>
